--- a/report.docx
+++ b/report.docx
@@ -4,7 +4,7 @@
   <w:body>
     <w:p>
       <w:r>
-        <w:t>1</w:t>
+        <w:t>https://github.com/n1x9ny/FinalWork.git</w:t>
       </w:r>
     </w:p>
     <w:sectPr>
